--- a/Informe_Practica01.docx
+++ b/Informe_Practica01.docx
@@ -105,7 +105,7 @@
         <w:t xml:space="preserve">Repositorio:</w:t>
       </w:r>
       <w:r>
-        <w:t xml:space="preserve"> ______________________________</w:t>
+        <w:t xml:space="preserve"> https://github.com/VladIESEBRE/Practica01-Supervisor-IPC</w:t>
       </w:r>
     </w:p>
     <w:p>
